--- a/docs/onboarding/Onboarding-Guide-Mentor.docx
+++ b/docs/onboarding/Onboarding-Guide-Mentor.docx
@@ -3317,7 +3317,7 @@
               <w:rPr>
                 <w:rFonts w:ascii="Arial" w:cs="Arial" w:eastAsia="Arial" w:hAnsi="Arial"/>
               </w:rPr>
-              <w:t xml:space="preserve">The new hire's answer is kept as submitted, and your note reaches them as feedback. Approving counts the step toward their progress. Stage gates don't show these buttons because the manager signs them off.</w:t>
+              <w:t xml:space="preserve">The new hire's answer is kept as submitted, and your note reaches them as feedback. Approving counts the step toward their progress. Stage gates don't show these buttons because the manager signs them off; see step 4.</w:t>
             </w:r>
           </w:p>
         </w:tc>
@@ -3456,7 +3456,7 @@
         <w:pStyle w:val="Heading3"/>
       </w:pPr>
       <w:r>
-        <w:t xml:space="preserve">4. Confirm the result</w:t>
+        <w:t xml:space="preserve">4. Recommend on a stage gate</w:t>
       </w:r>
     </w:p>
     <w:p>
@@ -3472,7 +3472,7 @@
         <w:rPr>
           <w:rFonts w:ascii="Arial" w:cs="Arial" w:eastAsia="Arial" w:hAnsi="Arial"/>
         </w:rPr>
-        <w:t xml:space="preserve">The panel shows the decision and your note, for example </w:t>
+        <w:t xml:space="preserve">When the new hire submits a test-out or sign-off, </w:t>
       </w:r>
       <w:r>
         <w:rPr>
@@ -3480,13 +3480,27 @@
           <w:b/>
           <w:bCs/>
         </w:rPr>
-        <w:t xml:space="preserve">Approved. Steve has been told, with your note.</w:t>
-      </w:r>
-      <w:r>
-        <w:rPr>
-          <w:rFonts w:ascii="Arial" w:cs="Arial" w:eastAsia="Arial" w:hAnsi="Arial"/>
-        </w:rPr>
-        <w:t xml:space="preserve"> Nothing is left waiting.</w:t>
+        <w:t xml:space="preserve">Review</w:t>
+      </w:r>
+      <w:r>
+        <w:rPr>
+          <w:rFonts w:ascii="Arial" w:cs="Arial" w:eastAsia="Arial" w:hAnsi="Arial"/>
+        </w:rPr>
+        <w:t xml:space="preserve"> opens the gate step. Instead of Approve, it has </w:t>
+      </w:r>
+      <w:r>
+        <w:rPr>
+          <w:rFonts w:ascii="Arial" w:cs="Arial" w:eastAsia="Arial" w:hAnsi="Arial"/>
+          <w:b/>
+          <w:bCs/>
+        </w:rPr>
+        <w:t xml:space="preserve">Your recommendation</w:t>
+      </w:r>
+      <w:r>
+        <w:rPr>
+          <w:rFonts w:ascii="Arial" w:cs="Arial" w:eastAsia="Arial" w:hAnsi="Arial"/>
+        </w:rPr>
+        <w:t xml:space="preserve">.</w:t>
       </w:r>
     </w:p>
     <w:p>
@@ -3502,9 +3516,153 @@
         <w:rPr>
           <w:rFonts w:ascii="Arial" w:cs="Arial" w:eastAsia="Arial" w:hAnsi="Arial"/>
         </w:rPr>
-        <w:t xml:space="preserve">The new hire is told the step was approved or sent back, with your note; the notification opens the step.</w:t>
-      </w:r>
-    </w:p>
+        <w:t xml:space="preserve">Choose </w:t>
+      </w:r>
+      <w:r>
+        <w:rPr>
+          <w:rFonts w:ascii="Arial" w:cs="Arial" w:eastAsia="Arial" w:hAnsi="Arial"/>
+          <w:b/>
+          <w:bCs/>
+        </w:rPr>
+        <w:t xml:space="preserve">Ready for sign-off</w:t>
+      </w:r>
+      <w:r>
+        <w:rPr>
+          <w:rFonts w:ascii="Arial" w:cs="Arial" w:eastAsia="Arial" w:hAnsi="Arial"/>
+        </w:rPr>
+        <w:t xml:space="preserve"> or </w:t>
+      </w:r>
+      <w:r>
+        <w:rPr>
+          <w:rFonts w:ascii="Arial" w:cs="Arial" w:eastAsia="Arial" w:hAnsi="Arial"/>
+          <w:b/>
+          <w:bCs/>
+        </w:rPr>
+        <w:t xml:space="preserve">Not ready yet</w:t>
+      </w:r>
+      <w:r>
+        <w:rPr>
+          <w:rFonts w:ascii="Arial" w:cs="Arial" w:eastAsia="Arial" w:hAnsi="Arial"/>
+        </w:rPr>
+        <w:t xml:space="preserve">, write why, and click </w:t>
+      </w:r>
+      <w:r>
+        <w:rPr>
+          <w:rFonts w:ascii="Arial" w:cs="Arial" w:eastAsia="Arial" w:hAnsi="Arial"/>
+          <w:b/>
+          <w:bCs/>
+        </w:rPr>
+        <w:t xml:space="preserve">Send to the manager</w:t>
+      </w:r>
+      <w:r>
+        <w:rPr>
+          <w:rFonts w:ascii="Arial" w:cs="Arial" w:eastAsia="Arial" w:hAnsi="Arial"/>
+        </w:rPr>
+        <w:t xml:space="preserve">.</w:t>
+      </w:r>
+    </w:p>
+    <w:p>
+      <w:pPr>
+        <w:pStyle w:val="ListParagraph"/>
+        <w:numPr>
+          <w:ilvl w:val="0"/>
+          <w:numId w:val="2"/>
+        </w:numPr>
+        <w:spacing w:after="80" w:line="290"/>
+      </w:pPr>
+      <w:r>
+        <w:rPr>
+          <w:rFonts w:ascii="Arial" w:cs="Arial" w:eastAsia="Arial" w:hAnsi="Arial"/>
+        </w:rPr>
+        <w:t xml:space="preserve">The gate then leaves your waiting count and shows as </w:t>
+      </w:r>
+      <w:r>
+        <w:rPr>
+          <w:rFonts w:ascii="Arial" w:cs="Arial" w:eastAsia="Arial" w:hAnsi="Arial"/>
+          <w:b/>
+          <w:bCs/>
+        </w:rPr>
+        <w:t xml:space="preserve">Manager sign-off pending</w:t>
+      </w:r>
+      <w:r>
+        <w:rPr>
+          <w:rFonts w:ascii="Arial" w:cs="Arial" w:eastAsia="Arial" w:hAnsi="Arial"/>
+        </w:rPr>
+        <w:t xml:space="preserve">; the manager decides.</w:t>
+      </w:r>
+    </w:p>
+    <w:p>
+      <w:pPr>
+        <w:spacing w:after="120"/>
+      </w:pPr>
+    </w:p>
+    <w:tbl>
+      <w:tblPr>
+        <w:tblW w:type="dxa" w:w="9360"/>
+        <w:tblBorders>
+          <w:top w:val="single" w:color="auto" w:sz="4"/>
+          <w:left w:val="single" w:color="auto" w:sz="4"/>
+          <w:bottom w:val="single" w:color="auto" w:sz="4"/>
+          <w:right w:val="single" w:color="auto" w:sz="4"/>
+          <w:insideH w:val="single" w:color="auto" w:sz="4"/>
+          <w:insideV w:val="single" w:color="auto" w:sz="4"/>
+        </w:tblBorders>
+      </w:tblPr>
+      <w:tblGrid>
+        <w:gridCol w:w="9360"/>
+      </w:tblGrid>
+      <w:tr>
+        <w:trPr>
+          <w:cantSplit/>
+        </w:trPr>
+        <w:tc>
+          <w:tcPr>
+            <w:tcW w:type="dxa" w:w="9360"/>
+            <w:tcBorders>
+              <w:top w:val="none"/>
+              <w:left w:val="single" w:color="0B2A6F" w:sz="24"/>
+              <w:bottom w:val="none"/>
+              <w:right w:val="none"/>
+            </w:tcBorders>
+            <w:shd w:fill="FFF6DB" w:color="auto" w:val="clear"/>
+            <w:tcMar>
+              <w:top w:type="dxa" w:w="120"/>
+              <w:left w:type="dxa" w:w="200"/>
+              <w:bottom w:type="dxa" w:w="120"/>
+              <w:right w:type="dxa" w:w="200"/>
+            </w:tcMar>
+          </w:tcPr>
+          <w:p>
+            <w:pPr>
+              <w:spacing w:line="290"/>
+            </w:pPr>
+            <w:r>
+              <w:rPr>
+                <w:rFonts w:ascii="Arial" w:cs="Arial" w:eastAsia="Arial" w:hAnsi="Arial"/>
+                <w:b/>
+                <w:bCs/>
+                <w:color w:val="0B2A6F"/>
+              </w:rPr>
+              <w:t xml:space="preserve">Fill in:  </w:t>
+            </w:r>
+            <w:r>
+              <w:rPr>
+                <w:rFonts w:ascii="Arial" w:cs="Arial" w:eastAsia="Arial" w:hAnsi="Arial"/>
+                <w:b/>
+                <w:bCs/>
+              </w:rPr>
+              <w:t xml:space="preserve">Why:</w:t>
+            </w:r>
+            <w:r>
+              <w:rPr>
+                <w:rFonts w:ascii="Arial" w:cs="Arial" w:eastAsia="Arial" w:hAnsi="Arial"/>
+              </w:rPr>
+              <w:t xml:space="preserve"> what you saw that shows they meet the gate's criteria, or what they still need.</w:t>
+            </w:r>
+          </w:p>
+        </w:tc>
+      </w:tr>
+    </w:tbl>
     <w:p>
       <w:pPr>
         <w:spacing w:after="120"/>
@@ -3563,6 +3721,138 @@
               <w:rPr>
                 <w:rFonts w:ascii="Arial" w:cs="Arial" w:eastAsia="Arial" w:hAnsi="Arial"/>
               </w:rPr>
+              <w:t xml:space="preserve">The manager signs off each gate, and your recommendation is the evidence they decide on. New hires can take gates early, so this may come well before day 30.</w:t>
+            </w:r>
+          </w:p>
+        </w:tc>
+      </w:tr>
+    </w:tbl>
+    <w:p>
+      <w:pPr>
+        <w:pStyle w:val="Heading3"/>
+      </w:pPr>
+      <w:r>
+        <w:t xml:space="preserve">5. Confirm the result</w:t>
+      </w:r>
+    </w:p>
+    <w:p>
+      <w:pPr>
+        <w:pStyle w:val="ListParagraph"/>
+        <w:numPr>
+          <w:ilvl w:val="0"/>
+          <w:numId w:val="2"/>
+        </w:numPr>
+        <w:spacing w:after="80" w:line="290"/>
+      </w:pPr>
+      <w:r>
+        <w:rPr>
+          <w:rFonts w:ascii="Arial" w:cs="Arial" w:eastAsia="Arial" w:hAnsi="Arial"/>
+        </w:rPr>
+        <w:t xml:space="preserve">The step's status changes to </w:t>
+      </w:r>
+      <w:r>
+        <w:rPr>
+          <w:rFonts w:ascii="Arial" w:cs="Arial" w:eastAsia="Arial" w:hAnsi="Arial"/>
+          <w:b/>
+          <w:bCs/>
+        </w:rPr>
+        <w:t xml:space="preserve">Approved</w:t>
+      </w:r>
+      <w:r>
+        <w:rPr>
+          <w:rFonts w:ascii="Arial" w:cs="Arial" w:eastAsia="Arial" w:hAnsi="Arial"/>
+        </w:rPr>
+        <w:t xml:space="preserve">, your note shows under </w:t>
+      </w:r>
+      <w:r>
+        <w:rPr>
+          <w:rFonts w:ascii="Arial" w:cs="Arial" w:eastAsia="Arial" w:hAnsi="Arial"/>
+          <w:b/>
+          <w:bCs/>
+        </w:rPr>
+        <w:t xml:space="preserve">Feedback to</w:t>
+      </w:r>
+      <w:r>
+        <w:rPr>
+          <w:rFonts w:ascii="Arial" w:cs="Arial" w:eastAsia="Arial" w:hAnsi="Arial"/>
+        </w:rPr>
+        <w:t xml:space="preserve"> the new hire, and a confirmation says they have been told. Nothing is left waiting.</w:t>
+      </w:r>
+    </w:p>
+    <w:p>
+      <w:pPr>
+        <w:pStyle w:val="ListParagraph"/>
+        <w:numPr>
+          <w:ilvl w:val="0"/>
+          <w:numId w:val="2"/>
+        </w:numPr>
+        <w:spacing w:after="80" w:line="290"/>
+      </w:pPr>
+      <w:r>
+        <w:rPr>
+          <w:rFonts w:ascii="Arial" w:cs="Arial" w:eastAsia="Arial" w:hAnsi="Arial"/>
+        </w:rPr>
+        <w:t xml:space="preserve">The new hire is told the step was approved or sent back, with your note; the notification opens the step.</w:t>
+      </w:r>
+    </w:p>
+    <w:p>
+      <w:pPr>
+        <w:spacing w:after="120"/>
+      </w:pPr>
+    </w:p>
+    <w:tbl>
+      <w:tblPr>
+        <w:tblW w:type="dxa" w:w="9360"/>
+        <w:tblBorders>
+          <w:top w:val="single" w:color="auto" w:sz="4"/>
+          <w:left w:val="single" w:color="auto" w:sz="4"/>
+          <w:bottom w:val="single" w:color="auto" w:sz="4"/>
+          <w:right w:val="single" w:color="auto" w:sz="4"/>
+          <w:insideH w:val="single" w:color="auto" w:sz="4"/>
+          <w:insideV w:val="single" w:color="auto" w:sz="4"/>
+        </w:tblBorders>
+      </w:tblPr>
+      <w:tblGrid>
+        <w:gridCol w:w="9360"/>
+      </w:tblGrid>
+      <w:tr>
+        <w:trPr>
+          <w:cantSplit/>
+        </w:trPr>
+        <w:tc>
+          <w:tcPr>
+            <w:tcW w:type="dxa" w:w="9360"/>
+            <w:tcBorders>
+              <w:top w:val="none"/>
+              <w:left w:val="single" w:color="0B2A6F" w:sz="24"/>
+              <w:bottom w:val="none"/>
+              <w:right w:val="none"/>
+            </w:tcBorders>
+            <w:shd w:fill="EEF3FC" w:color="auto" w:val="clear"/>
+            <w:tcMar>
+              <w:top w:type="dxa" w:w="120"/>
+              <w:left w:type="dxa" w:w="200"/>
+              <w:bottom w:type="dxa" w:w="120"/>
+              <w:right w:type="dxa" w:w="200"/>
+            </w:tcMar>
+          </w:tcPr>
+          <w:p>
+            <w:pPr>
+              <w:spacing w:line="290"/>
+            </w:pPr>
+            <w:r>
+              <w:rPr>
+                <w:rFonts w:ascii="Arial" w:cs="Arial" w:eastAsia="Arial" w:hAnsi="Arial"/>
+                <w:b/>
+                <w:bCs/>
+                <w:color w:val="0B2A6F"/>
+              </w:rPr>
+              <w:t xml:space="preserve">Why it matters:  </w:t>
+            </w:r>
+            <w:r>
+              <w:rPr>
+                <w:rFonts w:ascii="Arial" w:cs="Arial" w:eastAsia="Arial" w:hAnsi="Arial"/>
+              </w:rPr>
               <w:t xml:space="preserve">Both sides see the same status, so there's no doubt about where the step stands.</w:t>
             </w:r>
           </w:p>
@@ -3702,7 +3992,7 @@
         <w:pStyle w:val="Heading3"/>
       </w:pPr>
       <w:r>
-        <w:t xml:space="preserve">5. Keep checking in</w:t>
+        <w:t xml:space="preserve">6. Keep checking in</w:t>
       </w:r>
     </w:p>
     <w:p>
@@ -3898,7 +4188,7 @@
         <w:pStyle w:val="Heading3"/>
       </w:pPr>
       <w:r>
-        <w:t xml:space="preserve">6. Prepare them for stage gates</w:t>
+        <w:t xml:space="preserve">7. Prepare them for stage gates</w:t>
       </w:r>
     </w:p>
     <w:p>
@@ -4018,7 +4308,7 @@
         <w:pStyle w:val="Heading3"/>
       </w:pPr>
       <w:r>
-        <w:t xml:space="preserve">7. Pitches and simulations your mentee shares</w:t>
+        <w:t xml:space="preserve">8. Pitches and simulations your mentee shares</w:t>
       </w:r>
     </w:p>
     <w:p>
